--- a/Selenium_WebDriver/reports/Booking_Test_Report.docx
+++ b/Selenium_WebDriver/reports/Booking_Test_Report.docx
@@ -28,7 +28,7 @@
           <w:color w:val="000000"/>
           <w:sz w:val="26"/>
         </w:rPr>
-        <w:t>Thời gian tạo báo cáo: 07/09/2026 19:12:18</w:t>
+        <w:t>Thời gian tạo báo cáo: 14/09/2026 19:39:35</w:t>
       </w:r>
     </w:p>
     <w:p/>
@@ -114,7 +114,7 @@
                 <w:color w:val="000000"/>
                 <w:sz w:val="26"/>
               </w:rPr>
-              <w:t>9</w:t>
+              <w:t>10</w:t>
             </w:r>
           </w:p>
         </w:tc>
@@ -146,7 +146,7 @@
                 <w:color w:val="000000"/>
                 <w:sz w:val="26"/>
               </w:rPr>
-              <w:t>8</w:t>
+              <w:t>9</w:t>
             </w:r>
           </w:p>
         </w:tc>
@@ -410,22 +410,22 @@
                 <w:color w:val="000000"/>
                 <w:sz w:val="26"/>
               </w:rPr>
-              <w:t>07/09/2026 18:54:24</w:t>
-            </w:r>
-          </w:p>
-        </w:tc>
-        <w:tc>
-          <w:tcPr>
-            <w:tcW w:type="dxa" w:w="1440"/>
-          </w:tcPr>
-          <w:p>
-            <w:r>
-              <w:rPr>
-                <w:rFonts w:ascii="Times New Roman" w:hAnsi="Times New Roman" w:eastAsia="Times New Roman"/>
-                <w:color w:val="000000"/>
-                <w:sz w:val="26"/>
-              </w:rPr>
-              <w:t>5.40</w:t>
+              <w:t>14/09/2026 19:20:59</w:t>
+            </w:r>
+          </w:p>
+        </w:tc>
+        <w:tc>
+          <w:tcPr>
+            <w:tcW w:type="dxa" w:w="1440"/>
+          </w:tcPr>
+          <w:p>
+            <w:r>
+              <w:rPr>
+                <w:rFonts w:ascii="Times New Roman" w:hAnsi="Times New Roman" w:eastAsia="Times New Roman"/>
+                <w:color w:val="000000"/>
+                <w:sz w:val="26"/>
+              </w:rPr>
+              <w:t>5.48</w:t>
             </w:r>
           </w:p>
         </w:tc>
@@ -500,22 +500,22 @@
                 <w:color w:val="000000"/>
                 <w:sz w:val="26"/>
               </w:rPr>
-              <w:t>07/09/2026 18:54:32</w:t>
-            </w:r>
-          </w:p>
-        </w:tc>
-        <w:tc>
-          <w:tcPr>
-            <w:tcW w:type="dxa" w:w="1440"/>
-          </w:tcPr>
-          <w:p>
-            <w:r>
-              <w:rPr>
-                <w:rFonts w:ascii="Times New Roman" w:hAnsi="Times New Roman" w:eastAsia="Times New Roman"/>
-                <w:color w:val="000000"/>
-                <w:sz w:val="26"/>
-              </w:rPr>
-              <w:t>4.79</w:t>
+              <w:t>14/09/2026 19:21:07</w:t>
+            </w:r>
+          </w:p>
+        </w:tc>
+        <w:tc>
+          <w:tcPr>
+            <w:tcW w:type="dxa" w:w="1440"/>
+          </w:tcPr>
+          <w:p>
+            <w:r>
+              <w:rPr>
+                <w:rFonts w:ascii="Times New Roman" w:hAnsi="Times New Roman" w:eastAsia="Times New Roman"/>
+                <w:color w:val="000000"/>
+                <w:sz w:val="26"/>
+              </w:rPr>
+              <w:t>4.76</w:t>
             </w:r>
           </w:p>
         </w:tc>
@@ -590,7 +590,7 @@
                 <w:color w:val="000000"/>
                 <w:sz w:val="26"/>
               </w:rPr>
-              <w:t>07/09/2026 18:54:40</w:t>
+              <w:t>14/09/2026 19:21:15</w:t>
             </w:r>
           </w:p>
         </w:tc>
@@ -680,22 +680,22 @@
                 <w:color w:val="000000"/>
                 <w:sz w:val="26"/>
               </w:rPr>
-              <w:t>07/09/2026 18:54:49</w:t>
-            </w:r>
-          </w:p>
-        </w:tc>
-        <w:tc>
-          <w:tcPr>
-            <w:tcW w:type="dxa" w:w="1440"/>
-          </w:tcPr>
-          <w:p>
-            <w:r>
-              <w:rPr>
-                <w:rFonts w:ascii="Times New Roman" w:hAnsi="Times New Roman" w:eastAsia="Times New Roman"/>
-                <w:color w:val="000000"/>
-                <w:sz w:val="26"/>
-              </w:rPr>
-              <w:t>5.27</w:t>
+              <w:t>14/09/2026 19:21:24</w:t>
+            </w:r>
+          </w:p>
+        </w:tc>
+        <w:tc>
+          <w:tcPr>
+            <w:tcW w:type="dxa" w:w="1440"/>
+          </w:tcPr>
+          <w:p>
+            <w:r>
+              <w:rPr>
+                <w:rFonts w:ascii="Times New Roman" w:hAnsi="Times New Roman" w:eastAsia="Times New Roman"/>
+                <w:color w:val="000000"/>
+                <w:sz w:val="26"/>
+              </w:rPr>
+              <w:t>5.24</w:t>
             </w:r>
           </w:p>
         </w:tc>
@@ -770,22 +770,22 @@
                 <w:color w:val="000000"/>
                 <w:sz w:val="26"/>
               </w:rPr>
-              <w:t>07/09/2026 18:54:57</w:t>
-            </w:r>
-          </w:p>
-        </w:tc>
-        <w:tc>
-          <w:tcPr>
-            <w:tcW w:type="dxa" w:w="1440"/>
-          </w:tcPr>
-          <w:p>
-            <w:r>
-              <w:rPr>
-                <w:rFonts w:ascii="Times New Roman" w:hAnsi="Times New Roman" w:eastAsia="Times New Roman"/>
-                <w:color w:val="000000"/>
-                <w:sz w:val="26"/>
-              </w:rPr>
-              <w:t>5.12</w:t>
+              <w:t>14/09/2026 19:21:32</w:t>
+            </w:r>
+          </w:p>
+        </w:tc>
+        <w:tc>
+          <w:tcPr>
+            <w:tcW w:type="dxa" w:w="1440"/>
+          </w:tcPr>
+          <w:p>
+            <w:r>
+              <w:rPr>
+                <w:rFonts w:ascii="Times New Roman" w:hAnsi="Times New Roman" w:eastAsia="Times New Roman"/>
+                <w:color w:val="000000"/>
+                <w:sz w:val="26"/>
+              </w:rPr>
+              <w:t>5.09</w:t>
             </w:r>
           </w:p>
         </w:tc>
@@ -860,7 +860,7 @@
                 <w:color w:val="000000"/>
                 <w:sz w:val="26"/>
               </w:rPr>
-              <w:t>07/09/2026 18:55:06</w:t>
+              <w:t>14/09/2026 19:21:41</w:t>
             </w:r>
           </w:p>
         </w:tc>
@@ -950,22 +950,22 @@
                 <w:color w:val="000000"/>
                 <w:sz w:val="26"/>
               </w:rPr>
-              <w:t>07/09/2026 18:55:14</w:t>
-            </w:r>
-          </w:p>
-        </w:tc>
-        <w:tc>
-          <w:tcPr>
-            <w:tcW w:type="dxa" w:w="1440"/>
-          </w:tcPr>
-          <w:p>
-            <w:r>
-              <w:rPr>
-                <w:rFonts w:ascii="Times New Roman" w:hAnsi="Times New Roman" w:eastAsia="Times New Roman"/>
-                <w:color w:val="000000"/>
-                <w:sz w:val="26"/>
-              </w:rPr>
-              <w:t>5.32</w:t>
+              <w:t>14/09/2026 19:21:49</w:t>
+            </w:r>
+          </w:p>
+        </w:tc>
+        <w:tc>
+          <w:tcPr>
+            <w:tcW w:type="dxa" w:w="1440"/>
+          </w:tcPr>
+          <w:p>
+            <w:r>
+              <w:rPr>
+                <w:rFonts w:ascii="Times New Roman" w:hAnsi="Times New Roman" w:eastAsia="Times New Roman"/>
+                <w:color w:val="000000"/>
+                <w:sz w:val="26"/>
+              </w:rPr>
+              <w:t>5.39</w:t>
             </w:r>
           </w:p>
         </w:tc>
@@ -1040,22 +1040,22 @@
                 <w:color w:val="000000"/>
                 <w:sz w:val="26"/>
               </w:rPr>
-              <w:t>07/09/2026 18:55:23</w:t>
-            </w:r>
-          </w:p>
-        </w:tc>
-        <w:tc>
-          <w:tcPr>
-            <w:tcW w:type="dxa" w:w="1440"/>
-          </w:tcPr>
-          <w:p>
-            <w:r>
-              <w:rPr>
-                <w:rFonts w:ascii="Times New Roman" w:hAnsi="Times New Roman" w:eastAsia="Times New Roman"/>
-                <w:color w:val="000000"/>
-                <w:sz w:val="26"/>
-              </w:rPr>
-              <w:t>5.20</w:t>
+              <w:t>14/09/2026 19:21:58</w:t>
+            </w:r>
+          </w:p>
+        </w:tc>
+        <w:tc>
+          <w:tcPr>
+            <w:tcW w:type="dxa" w:w="1440"/>
+          </w:tcPr>
+          <w:p>
+            <w:r>
+              <w:rPr>
+                <w:rFonts w:ascii="Times New Roman" w:hAnsi="Times New Roman" w:eastAsia="Times New Roman"/>
+                <w:color w:val="000000"/>
+                <w:sz w:val="26"/>
+              </w:rPr>
+              <w:t>5.25</w:t>
             </w:r>
           </w:p>
         </w:tc>
@@ -1130,22 +1130,22 @@
                 <w:color w:val="000000"/>
                 <w:sz w:val="26"/>
               </w:rPr>
-              <w:t>07/09/2026 18:55:31</w:t>
-            </w:r>
-          </w:p>
-        </w:tc>
-        <w:tc>
-          <w:tcPr>
-            <w:tcW w:type="dxa" w:w="1440"/>
-          </w:tcPr>
-          <w:p>
-            <w:r>
-              <w:rPr>
-                <w:rFonts w:ascii="Times New Roman" w:hAnsi="Times New Roman" w:eastAsia="Times New Roman"/>
-                <w:color w:val="000000"/>
-                <w:sz w:val="26"/>
-              </w:rPr>
-              <w:t>4.10</w:t>
+              <w:t>14/09/2026 19:22:06</w:t>
+            </w:r>
+          </w:p>
+        </w:tc>
+        <w:tc>
+          <w:tcPr>
+            <w:tcW w:type="dxa" w:w="1440"/>
+          </w:tcPr>
+          <w:p>
+            <w:r>
+              <w:rPr>
+                <w:rFonts w:ascii="Times New Roman" w:hAnsi="Times New Roman" w:eastAsia="Times New Roman"/>
+                <w:color w:val="000000"/>
+                <w:sz w:val="26"/>
+              </w:rPr>
+              <w:t>4.08</w:t>
             </w:r>
           </w:p>
         </w:tc>
@@ -1175,6 +1175,96 @@
                 <w:sz w:val="26"/>
               </w:rPr>
               <w:t>KNOWN BUG - TC-BOOKING-009 | STEP 5 | Guest chưa đăng nhập vẫn truy cập được trang Đặt lịch. Actual URL: http://localhost:3000/booking?doctorId=1</w:t>
+            </w:r>
+          </w:p>
+        </w:tc>
+      </w:tr>
+      <w:tr>
+        <w:tc>
+          <w:tcPr>
+            <w:tcW w:type="dxa" w:w="1440"/>
+          </w:tcPr>
+          <w:p>
+            <w:r>
+              <w:rPr>
+                <w:rFonts w:ascii="Times New Roman" w:hAnsi="Times New Roman" w:eastAsia="Times New Roman"/>
+                <w:color w:val="000000"/>
+                <w:sz w:val="26"/>
+              </w:rPr>
+              <w:t>TC-BOOKING-010</w:t>
+            </w:r>
+          </w:p>
+        </w:tc>
+        <w:tc>
+          <w:tcPr>
+            <w:tcW w:type="dxa" w:w="1440"/>
+          </w:tcPr>
+          <w:p>
+            <w:r>
+              <w:rPr>
+                <w:rFonts w:ascii="Times New Roman" w:hAnsi="Times New Roman" w:eastAsia="Times New Roman"/>
+                <w:color w:val="000000"/>
+                <w:sz w:val="26"/>
+              </w:rPr>
+              <w:t>PASSED</w:t>
+            </w:r>
+          </w:p>
+        </w:tc>
+        <w:tc>
+          <w:tcPr>
+            <w:tcW w:type="dxa" w:w="1440"/>
+          </w:tcPr>
+          <w:p>
+            <w:r>
+              <w:rPr>
+                <w:rFonts w:ascii="Times New Roman" w:hAnsi="Times New Roman" w:eastAsia="Times New Roman"/>
+                <w:color w:val="000000"/>
+                <w:sz w:val="26"/>
+              </w:rPr>
+              <w:t>14/09/2026 19:22:14</w:t>
+            </w:r>
+          </w:p>
+        </w:tc>
+        <w:tc>
+          <w:tcPr>
+            <w:tcW w:type="dxa" w:w="1440"/>
+          </w:tcPr>
+          <w:p>
+            <w:r>
+              <w:rPr>
+                <w:rFonts w:ascii="Times New Roman" w:hAnsi="Times New Roman" w:eastAsia="Times New Roman"/>
+                <w:color w:val="000000"/>
+                <w:sz w:val="26"/>
+              </w:rPr>
+              <w:t>5.52</w:t>
+            </w:r>
+          </w:p>
+        </w:tc>
+        <w:tc>
+          <w:tcPr>
+            <w:tcW w:type="dxa" w:w="1440"/>
+          </w:tcPr>
+          <w:p>
+            <w:r>
+              <w:rPr>
+                <w:rFonts w:ascii="Times New Roman" w:hAnsi="Times New Roman" w:eastAsia="Times New Roman"/>
+                <w:color w:val="000000"/>
+                <w:sz w:val="26"/>
+              </w:rPr>
+            </w:r>
+          </w:p>
+        </w:tc>
+        <w:tc>
+          <w:tcPr>
+            <w:tcW w:type="dxa" w:w="1440"/>
+          </w:tcPr>
+          <w:p>
+            <w:r>
+              <w:rPr>
+                <w:rFonts w:ascii="Times New Roman" w:hAnsi="Times New Roman" w:eastAsia="Times New Roman"/>
+                <w:color w:val="000000"/>
+                <w:sz w:val="26"/>
+              </w:rPr>
             </w:r>
           </w:p>
         </w:tc>
@@ -1357,7 +1447,7 @@
                 <w:color w:val="000000"/>
                 <w:sz w:val="26"/>
               </w:rPr>
-              <w:t>07/09/2026 18:54:20</w:t>
+              <w:t>14/09/2026 19:20:55</w:t>
             </w:r>
           </w:p>
         </w:tc>
@@ -1448,7 +1538,7 @@
                 <w:color w:val="000000"/>
                 <w:sz w:val="26"/>
               </w:rPr>
-              <w:t>07/09/2026 18:54:23</w:t>
+              <w:t>14/09/2026 19:20:58</w:t>
             </w:r>
           </w:p>
         </w:tc>
@@ -1539,7 +1629,7 @@
                 <w:color w:val="000000"/>
                 <w:sz w:val="26"/>
               </w:rPr>
-              <w:t>07/09/2026 18:54:23</w:t>
+              <w:t>14/09/2026 19:20:58</w:t>
             </w:r>
           </w:p>
         </w:tc>
@@ -1630,22 +1720,22 @@
                 <w:color w:val="000000"/>
                 <w:sz w:val="26"/>
               </w:rPr>
-              <w:t>07/09/2026 18:54:24</w:t>
-            </w:r>
-          </w:p>
-        </w:tc>
-        <w:tc>
-          <w:tcPr>
-            <w:tcW w:type="dxa" w:w="1440"/>
-          </w:tcPr>
-          <w:p>
-            <w:r>
-              <w:rPr>
-                <w:rFonts w:ascii="Times New Roman" w:hAnsi="Times New Roman" w:eastAsia="Times New Roman"/>
-                <w:color w:val="000000"/>
-                <w:sz w:val="26"/>
-              </w:rPr>
-              <w:t>Chọn ngày 19/09/2026 và giờ 08:00 thành công</w:t>
+              <w:t>14/09/2026 19:20:59</w:t>
+            </w:r>
+          </w:p>
+        </w:tc>
+        <w:tc>
+          <w:tcPr>
+            <w:tcW w:type="dxa" w:w="1440"/>
+          </w:tcPr>
+          <w:p>
+            <w:r>
+              <w:rPr>
+                <w:rFonts w:ascii="Times New Roman" w:hAnsi="Times New Roman" w:eastAsia="Times New Roman"/>
+                <w:color w:val="000000"/>
+                <w:sz w:val="26"/>
+              </w:rPr>
+              <w:t>Chọn ngày 19/09/2026 và giờ 09:30 thành công</w:t>
             </w:r>
           </w:p>
         </w:tc>
@@ -1721,7 +1811,7 @@
                 <w:color w:val="000000"/>
                 <w:sz w:val="26"/>
               </w:rPr>
-              <w:t>07/09/2026 18:54:24</w:t>
+              <w:t>14/09/2026 19:20:59</w:t>
             </w:r>
           </w:p>
         </w:tc>
@@ -1812,7 +1902,7 @@
                 <w:color w:val="000000"/>
                 <w:sz w:val="26"/>
               </w:rPr>
-              <w:t>07/09/2026 18:54:24</w:t>
+              <w:t>14/09/2026 19:20:59</w:t>
             </w:r>
           </w:p>
         </w:tc>
@@ -1842,7 +1932,7 @@
                 <w:color w:val="000000"/>
                 <w:sz w:val="26"/>
               </w:rPr>
-              <w:t>Appointment ID: 647 | Status: pending</w:t>
+              <w:t>Appointment ID: 709 | Status: pending</w:t>
             </w:r>
           </w:p>
         </w:tc>
@@ -1904,7 +1994,7 @@
                 <w:color w:val="000000"/>
                 <w:sz w:val="26"/>
               </w:rPr>
-              <w:t>07/09/2026 18:54:29</w:t>
+              <w:t>14/09/2026 19:21:04</w:t>
             </w:r>
           </w:p>
         </w:tc>
@@ -1995,7 +2085,7 @@
                 <w:color w:val="000000"/>
                 <w:sz w:val="26"/>
               </w:rPr>
-              <w:t>07/09/2026 18:54:32</w:t>
+              <w:t>14/09/2026 19:21:07</w:t>
             </w:r>
           </w:p>
         </w:tc>
@@ -2086,7 +2176,7 @@
                 <w:color w:val="000000"/>
                 <w:sz w:val="26"/>
               </w:rPr>
-              <w:t>07/09/2026 18:54:32</w:t>
+              <w:t>14/09/2026 19:21:07</w:t>
             </w:r>
           </w:p>
         </w:tc>
@@ -2177,7 +2267,7 @@
                 <w:color w:val="000000"/>
                 <w:sz w:val="26"/>
               </w:rPr>
-              <w:t>07/09/2026 18:54:32</w:t>
+              <w:t>14/09/2026 19:21:07</w:t>
             </w:r>
           </w:p>
         </w:tc>
@@ -2269,7 +2359,7 @@
                 <w:color w:val="000000"/>
                 <w:sz w:val="26"/>
               </w:rPr>
-              <w:t>07/09/2026 18:54:32</w:t>
+              <w:t>14/09/2026 19:21:07</w:t>
             </w:r>
           </w:p>
         </w:tc>
@@ -2360,7 +2450,7 @@
                 <w:color w:val="000000"/>
                 <w:sz w:val="26"/>
               </w:rPr>
-              <w:t>07/09/2026 18:54:32</w:t>
+              <w:t>14/09/2026 19:21:07</w:t>
             </w:r>
           </w:p>
         </w:tc>
@@ -2452,7 +2542,7 @@
                 <w:color w:val="000000"/>
                 <w:sz w:val="26"/>
               </w:rPr>
-              <w:t>07/09/2026 18:54:37</w:t>
+              <w:t>14/09/2026 19:21:12</w:t>
             </w:r>
           </w:p>
         </w:tc>
@@ -2543,7 +2633,7 @@
                 <w:color w:val="000000"/>
                 <w:sz w:val="26"/>
               </w:rPr>
-              <w:t>07/09/2026 18:54:40</w:t>
+              <w:t>14/09/2026 19:21:15</w:t>
             </w:r>
           </w:p>
         </w:tc>
@@ -2634,7 +2724,7 @@
                 <w:color w:val="000000"/>
                 <w:sz w:val="26"/>
               </w:rPr>
-              <w:t>07/09/2026 18:54:40</w:t>
+              <w:t>14/09/2026 19:21:15</w:t>
             </w:r>
           </w:p>
         </w:tc>
@@ -2725,7 +2815,7 @@
                 <w:color w:val="000000"/>
                 <w:sz w:val="26"/>
               </w:rPr>
-              <w:t>07/09/2026 18:54:40</w:t>
+              <w:t>14/09/2026 19:21:15</w:t>
             </w:r>
           </w:p>
         </w:tc>
@@ -2816,7 +2906,7 @@
                 <w:color w:val="000000"/>
                 <w:sz w:val="26"/>
               </w:rPr>
-              <w:t>07/09/2026 18:54:40</w:t>
+              <w:t>14/09/2026 19:21:15</w:t>
             </w:r>
           </w:p>
         </w:tc>
@@ -2907,7 +2997,7 @@
                 <w:color w:val="000000"/>
                 <w:sz w:val="26"/>
               </w:rPr>
-              <w:t>07/09/2026 18:54:40</w:t>
+              <w:t>14/09/2026 19:21:15</w:t>
             </w:r>
           </w:p>
         </w:tc>
@@ -2999,7 +3089,7 @@
                 <w:color w:val="000000"/>
                 <w:sz w:val="26"/>
               </w:rPr>
-              <w:t>07/09/2026 18:54:45</w:t>
+              <w:t>14/09/2026 19:21:20</w:t>
             </w:r>
           </w:p>
         </w:tc>
@@ -3090,7 +3180,7 @@
                 <w:color w:val="000000"/>
                 <w:sz w:val="26"/>
               </w:rPr>
-              <w:t>07/09/2026 18:54:48</w:t>
+              <w:t>14/09/2026 19:21:23</w:t>
             </w:r>
           </w:p>
         </w:tc>
@@ -3181,22 +3271,22 @@
                 <w:color w:val="000000"/>
                 <w:sz w:val="26"/>
               </w:rPr>
-              <w:t>07/09/2026 18:54:49</w:t>
-            </w:r>
-          </w:p>
-        </w:tc>
-        <w:tc>
-          <w:tcPr>
-            <w:tcW w:type="dxa" w:w="1440"/>
-          </w:tcPr>
-          <w:p>
-            <w:r>
-              <w:rPr>
-                <w:rFonts w:ascii="Times New Roman" w:hAnsi="Times New Roman" w:eastAsia="Times New Roman"/>
-                <w:color w:val="000000"/>
-                <w:sz w:val="26"/>
-              </w:rPr>
-              <w:t>Chọn ngày 19/09/2026 và giờ 08:00 hợp lệ</w:t>
+              <w:t>14/09/2026 19:21:24</w:t>
+            </w:r>
+          </w:p>
+        </w:tc>
+        <w:tc>
+          <w:tcPr>
+            <w:tcW w:type="dxa" w:w="1440"/>
+          </w:tcPr>
+          <w:p>
+            <w:r>
+              <w:rPr>
+                <w:rFonts w:ascii="Times New Roman" w:hAnsi="Times New Roman" w:eastAsia="Times New Roman"/>
+                <w:color w:val="000000"/>
+                <w:sz w:val="26"/>
+              </w:rPr>
+              <w:t>Chọn ngày 19/09/2026 và giờ 09:30 hợp lệ</w:t>
             </w:r>
           </w:p>
         </w:tc>
@@ -3272,7 +3362,7 @@
                 <w:color w:val="000000"/>
                 <w:sz w:val="26"/>
               </w:rPr>
-              <w:t>07/09/2026 18:54:49</w:t>
+              <w:t>14/09/2026 19:21:24</w:t>
             </w:r>
           </w:p>
         </w:tc>
@@ -3363,7 +3453,7 @@
                 <w:color w:val="000000"/>
                 <w:sz w:val="26"/>
               </w:rPr>
-              <w:t>07/09/2026 18:54:49</w:t>
+              <w:t>14/09/2026 19:21:24</w:t>
             </w:r>
           </w:p>
         </w:tc>
@@ -3454,7 +3544,7 @@
                 <w:color w:val="000000"/>
                 <w:sz w:val="26"/>
               </w:rPr>
-              <w:t>07/09/2026 18:54:49</w:t>
+              <w:t>14/09/2026 19:21:24</w:t>
             </w:r>
           </w:p>
         </w:tc>
@@ -3546,7 +3636,7 @@
                 <w:color w:val="000000"/>
                 <w:sz w:val="26"/>
               </w:rPr>
-              <w:t>07/09/2026 18:54:54</w:t>
+              <w:t>14/09/2026 19:21:28</w:t>
             </w:r>
           </w:p>
         </w:tc>
@@ -3637,7 +3727,7 @@
                 <w:color w:val="000000"/>
                 <w:sz w:val="26"/>
               </w:rPr>
-              <w:t>07/09/2026 18:54:57</w:t>
+              <w:t>14/09/2026 19:21:32</w:t>
             </w:r>
           </w:p>
         </w:tc>
@@ -3728,22 +3818,22 @@
                 <w:color w:val="000000"/>
                 <w:sz w:val="26"/>
               </w:rPr>
-              <w:t>07/09/2026 18:54:57</w:t>
-            </w:r>
-          </w:p>
-        </w:tc>
-        <w:tc>
-          <w:tcPr>
-            <w:tcW w:type="dxa" w:w="1440"/>
-          </w:tcPr>
-          <w:p>
-            <w:r>
-              <w:rPr>
-                <w:rFonts w:ascii="Times New Roman" w:hAnsi="Times New Roman" w:eastAsia="Times New Roman"/>
-                <w:color w:val="000000"/>
-                <w:sz w:val="26"/>
-              </w:rPr>
-              <w:t>Chọn ngày bác sĩ không có lịch làm việc: 06/11/2026</w:t>
+              <w:t>14/09/2026 19:21:32</w:t>
+            </w:r>
+          </w:p>
+        </w:tc>
+        <w:tc>
+          <w:tcPr>
+            <w:tcW w:type="dxa" w:w="1440"/>
+          </w:tcPr>
+          <w:p>
+            <w:r>
+              <w:rPr>
+                <w:rFonts w:ascii="Times New Roman" w:hAnsi="Times New Roman" w:eastAsia="Times New Roman"/>
+                <w:color w:val="000000"/>
+                <w:sz w:val="26"/>
+              </w:rPr>
+              <w:t>Chọn ngày bác sĩ không có lịch làm việc: 13/11/2026</w:t>
             </w:r>
           </w:p>
         </w:tc>
@@ -3819,7 +3909,7 @@
                 <w:color w:val="000000"/>
                 <w:sz w:val="26"/>
               </w:rPr>
-              <w:t>07/09/2026 18:54:57</w:t>
+              <w:t>14/09/2026 19:21:32</w:t>
             </w:r>
           </w:p>
         </w:tc>
@@ -3911,7 +4001,7 @@
                 <w:color w:val="000000"/>
                 <w:sz w:val="26"/>
               </w:rPr>
-              <w:t>07/09/2026 18:54:57</w:t>
+              <w:t>14/09/2026 19:21:32</w:t>
             </w:r>
           </w:p>
         </w:tc>
@@ -4002,7 +4092,7 @@
                 <w:color w:val="000000"/>
                 <w:sz w:val="26"/>
               </w:rPr>
-              <w:t>07/09/2026 18:54:57</w:t>
+              <w:t>14/09/2026 19:21:32</w:t>
             </w:r>
           </w:p>
         </w:tc>
@@ -4094,7 +4184,7 @@
                 <w:color w:val="000000"/>
                 <w:sz w:val="26"/>
               </w:rPr>
-              <w:t>07/09/2026 18:55:02</w:t>
+              <w:t>14/09/2026 19:21:37</w:t>
             </w:r>
           </w:p>
         </w:tc>
@@ -4185,7 +4275,7 @@
                 <w:color w:val="000000"/>
                 <w:sz w:val="26"/>
               </w:rPr>
-              <w:t>07/09/2026 18:55:05</w:t>
+              <w:t>14/09/2026 19:21:40</w:t>
             </w:r>
           </w:p>
         </w:tc>
@@ -4276,7 +4366,7 @@
                 <w:color w:val="000000"/>
                 <w:sz w:val="26"/>
               </w:rPr>
-              <w:t>07/09/2026 18:55:06</w:t>
+              <w:t>14/09/2026 19:21:40</w:t>
             </w:r>
           </w:p>
         </w:tc>
@@ -4367,7 +4457,7 @@
                 <w:color w:val="000000"/>
                 <w:sz w:val="26"/>
               </w:rPr>
-              <w:t>07/09/2026 18:55:06</w:t>
+              <w:t>14/09/2026 19:21:40</w:t>
             </w:r>
           </w:p>
         </w:tc>
@@ -4458,7 +4548,7 @@
                 <w:color w:val="000000"/>
                 <w:sz w:val="26"/>
               </w:rPr>
-              <w:t>07/09/2026 18:55:06</w:t>
+              <w:t>14/09/2026 19:21:40</w:t>
             </w:r>
           </w:p>
         </w:tc>
@@ -4549,7 +4639,7 @@
                 <w:color w:val="000000"/>
                 <w:sz w:val="26"/>
               </w:rPr>
-              <w:t>07/09/2026 18:55:06</w:t>
+              <w:t>14/09/2026 19:21:41</w:t>
             </w:r>
           </w:p>
         </w:tc>
@@ -4641,7 +4731,7 @@
                 <w:color w:val="000000"/>
                 <w:sz w:val="26"/>
               </w:rPr>
-              <w:t>07/09/2026 18:55:10</w:t>
+              <w:t>14/09/2026 19:21:45</w:t>
             </w:r>
           </w:p>
         </w:tc>
@@ -4732,7 +4822,7 @@
                 <w:color w:val="000000"/>
                 <w:sz w:val="26"/>
               </w:rPr>
-              <w:t>07/09/2026 18:55:14</w:t>
+              <w:t>14/09/2026 19:21:49</w:t>
             </w:r>
           </w:p>
         </w:tc>
@@ -4823,7 +4913,7 @@
                 <w:color w:val="000000"/>
                 <w:sz w:val="26"/>
               </w:rPr>
-              <w:t>07/09/2026 18:55:14</w:t>
+              <w:t>14/09/2026 19:21:49</w:t>
             </w:r>
           </w:p>
         </w:tc>
@@ -4915,7 +5005,7 @@
                 <w:color w:val="000000"/>
                 <w:sz w:val="26"/>
               </w:rPr>
-              <w:t>07/09/2026 18:55:14</w:t>
+              <w:t>14/09/2026 19:21:49</w:t>
             </w:r>
           </w:p>
         </w:tc>
@@ -5007,7 +5097,7 @@
                 <w:color w:val="000000"/>
                 <w:sz w:val="26"/>
               </w:rPr>
-              <w:t>07/09/2026 18:55:14</w:t>
+              <w:t>14/09/2026 19:21:49</w:t>
             </w:r>
           </w:p>
         </w:tc>
@@ -5098,7 +5188,7 @@
                 <w:color w:val="000000"/>
                 <w:sz w:val="26"/>
               </w:rPr>
-              <w:t>07/09/2026 18:55:14</w:t>
+              <w:t>14/09/2026 19:21:49</w:t>
             </w:r>
           </w:p>
         </w:tc>
@@ -5190,7 +5280,7 @@
                 <w:color w:val="000000"/>
                 <w:sz w:val="26"/>
               </w:rPr>
-              <w:t>07/09/2026 18:55:19</w:t>
+              <w:t>14/09/2026 19:21:54</w:t>
             </w:r>
           </w:p>
         </w:tc>
@@ -5281,7 +5371,7 @@
                 <w:color w:val="000000"/>
                 <w:sz w:val="26"/>
               </w:rPr>
-              <w:t>07/09/2026 18:55:19</w:t>
+              <w:t>14/09/2026 19:21:54</w:t>
             </w:r>
           </w:p>
         </w:tc>
@@ -5373,7 +5463,7 @@
                 <w:color w:val="000000"/>
                 <w:sz w:val="26"/>
               </w:rPr>
-              <w:t>07/09/2026 18:55:23</w:t>
+              <w:t>14/09/2026 19:21:58</w:t>
             </w:r>
           </w:p>
         </w:tc>
@@ -5464,7 +5554,7 @@
                 <w:color w:val="000000"/>
                 <w:sz w:val="26"/>
               </w:rPr>
-              <w:t>07/09/2026 18:55:23</w:t>
+              <w:t>14/09/2026 19:21:58</w:t>
             </w:r>
           </w:p>
         </w:tc>
@@ -5556,7 +5646,7 @@
                 <w:color w:val="000000"/>
                 <w:sz w:val="26"/>
               </w:rPr>
-              <w:t>07/09/2026 18:55:23</w:t>
+              <w:t>14/09/2026 19:21:58</w:t>
             </w:r>
           </w:p>
         </w:tc>
@@ -5647,7 +5737,7 @@
                 <w:color w:val="000000"/>
                 <w:sz w:val="26"/>
               </w:rPr>
-              <w:t>07/09/2026 18:55:23</w:t>
+              <w:t>14/09/2026 19:21:58</w:t>
             </w:r>
           </w:p>
         </w:tc>
@@ -5739,7 +5829,7 @@
                 <w:color w:val="000000"/>
                 <w:sz w:val="26"/>
               </w:rPr>
-              <w:t>07/09/2026 18:55:27</w:t>
+              <w:t>14/09/2026 19:22:02</w:t>
             </w:r>
           </w:p>
         </w:tc>
@@ -5830,7 +5920,7 @@
                 <w:color w:val="000000"/>
                 <w:sz w:val="26"/>
               </w:rPr>
-              <w:t>07/09/2026 18:55:31</w:t>
+              <w:t>14/09/2026 19:22:06</w:t>
             </w:r>
           </w:p>
         </w:tc>
@@ -5921,7 +6011,7 @@
                 <w:color w:val="000000"/>
                 <w:sz w:val="26"/>
               </w:rPr>
-              <w:t>07/09/2026 18:55:31</w:t>
+              <w:t>14/09/2026 19:22:06</w:t>
             </w:r>
           </w:p>
         </w:tc>
@@ -6012,7 +6102,7 @@
                 <w:color w:val="000000"/>
                 <w:sz w:val="26"/>
               </w:rPr>
-              <w:t>07/09/2026 18:55:31</w:t>
+              <w:t>14/09/2026 19:22:06</w:t>
             </w:r>
           </w:p>
         </w:tc>
@@ -6103,7 +6193,7 @@
                 <w:color w:val="000000"/>
                 <w:sz w:val="26"/>
               </w:rPr>
-              <w:t>07/09/2026 18:55:31</w:t>
+              <w:t>14/09/2026 19:22:06</w:t>
             </w:r>
           </w:p>
         </w:tc>
@@ -6195,7 +6285,7 @@
                 <w:color w:val="000000"/>
                 <w:sz w:val="26"/>
               </w:rPr>
-              <w:t>07/09/2026 18:55:31</w:t>
+              <w:t>14/09/2026 19:22:06</w:t>
             </w:r>
           </w:p>
         </w:tc>
@@ -6226,6 +6316,553 @@
                 <w:sz w:val="26"/>
               </w:rPr>
               <w:t>KNOWN BUG - TC-BOOKING-009 | STEP 5 | Guest chưa đăng nhập vẫn truy cập được trang Đặt lịch. Actual URL: http://localhost:3000/booking?doctorId=1</w:t>
+            </w:r>
+          </w:p>
+        </w:tc>
+      </w:tr>
+      <w:tr>
+        <w:tc>
+          <w:tcPr>
+            <w:tcW w:type="dxa" w:w="1440"/>
+          </w:tcPr>
+          <w:p>
+            <w:r>
+              <w:rPr>
+                <w:rFonts w:ascii="Times New Roman" w:hAnsi="Times New Roman" w:eastAsia="Times New Roman"/>
+                <w:color w:val="000000"/>
+                <w:sz w:val="26"/>
+              </w:rPr>
+              <w:t>TC-BOOKING-010</w:t>
+            </w:r>
+          </w:p>
+        </w:tc>
+        <w:tc>
+          <w:tcPr>
+            <w:tcW w:type="dxa" w:w="1440"/>
+          </w:tcPr>
+          <w:p>
+            <w:r>
+              <w:rPr>
+                <w:rFonts w:ascii="Times New Roman" w:hAnsi="Times New Roman" w:eastAsia="Times New Roman"/>
+                <w:color w:val="000000"/>
+                <w:sz w:val="26"/>
+              </w:rPr>
+              <w:t>1</w:t>
+            </w:r>
+          </w:p>
+        </w:tc>
+        <w:tc>
+          <w:tcPr>
+            <w:tcW w:type="dxa" w:w="1440"/>
+          </w:tcPr>
+          <w:p>
+            <w:r>
+              <w:rPr>
+                <w:rFonts w:ascii="Times New Roman" w:hAnsi="Times New Roman" w:eastAsia="Times New Roman"/>
+                <w:color w:val="000000"/>
+                <w:sz w:val="26"/>
+              </w:rPr>
+              <w:t>PASS</w:t>
+            </w:r>
+          </w:p>
+        </w:tc>
+        <w:tc>
+          <w:tcPr>
+            <w:tcW w:type="dxa" w:w="1440"/>
+          </w:tcPr>
+          <w:p>
+            <w:r>
+              <w:rPr>
+                <w:rFonts w:ascii="Times New Roman" w:hAnsi="Times New Roman" w:eastAsia="Times New Roman"/>
+                <w:color w:val="000000"/>
+                <w:sz w:val="26"/>
+              </w:rPr>
+              <w:t>14/09/2026 19:22:10</w:t>
+            </w:r>
+          </w:p>
+        </w:tc>
+        <w:tc>
+          <w:tcPr>
+            <w:tcW w:type="dxa" w:w="1440"/>
+          </w:tcPr>
+          <w:p>
+            <w:r>
+              <w:rPr>
+                <w:rFonts w:ascii="Times New Roman" w:hAnsi="Times New Roman" w:eastAsia="Times New Roman"/>
+                <w:color w:val="000000"/>
+                <w:sz w:val="26"/>
+              </w:rPr>
+              <w:t>Đăng nhập bằng tài khoản Patient hợp lệ thành công</w:t>
+            </w:r>
+          </w:p>
+        </w:tc>
+        <w:tc>
+          <w:tcPr>
+            <w:tcW w:type="dxa" w:w="1440"/>
+          </w:tcPr>
+          <w:p>
+            <w:r>
+              <w:rPr>
+                <w:rFonts w:ascii="Times New Roman" w:hAnsi="Times New Roman" w:eastAsia="Times New Roman"/>
+                <w:color w:val="000000"/>
+                <w:sz w:val="26"/>
+              </w:rPr>
+            </w:r>
+          </w:p>
+        </w:tc>
+      </w:tr>
+      <w:tr>
+        <w:tc>
+          <w:tcPr>
+            <w:tcW w:type="dxa" w:w="1440"/>
+          </w:tcPr>
+          <w:p>
+            <w:r>
+              <w:rPr>
+                <w:rFonts w:ascii="Times New Roman" w:hAnsi="Times New Roman" w:eastAsia="Times New Roman"/>
+                <w:color w:val="000000"/>
+                <w:sz w:val="26"/>
+              </w:rPr>
+              <w:t>TC-BOOKING-010</w:t>
+            </w:r>
+          </w:p>
+        </w:tc>
+        <w:tc>
+          <w:tcPr>
+            <w:tcW w:type="dxa" w:w="1440"/>
+          </w:tcPr>
+          <w:p>
+            <w:r>
+              <w:rPr>
+                <w:rFonts w:ascii="Times New Roman" w:hAnsi="Times New Roman" w:eastAsia="Times New Roman"/>
+                <w:color w:val="000000"/>
+                <w:sz w:val="26"/>
+              </w:rPr>
+              <w:t>2</w:t>
+            </w:r>
+          </w:p>
+        </w:tc>
+        <w:tc>
+          <w:tcPr>
+            <w:tcW w:type="dxa" w:w="1440"/>
+          </w:tcPr>
+          <w:p>
+            <w:r>
+              <w:rPr>
+                <w:rFonts w:ascii="Times New Roman" w:hAnsi="Times New Roman" w:eastAsia="Times New Roman"/>
+                <w:color w:val="000000"/>
+                <w:sz w:val="26"/>
+              </w:rPr>
+              <w:t>PASS</w:t>
+            </w:r>
+          </w:p>
+        </w:tc>
+        <w:tc>
+          <w:tcPr>
+            <w:tcW w:type="dxa" w:w="1440"/>
+          </w:tcPr>
+          <w:p>
+            <w:r>
+              <w:rPr>
+                <w:rFonts w:ascii="Times New Roman" w:hAnsi="Times New Roman" w:eastAsia="Times New Roman"/>
+                <w:color w:val="000000"/>
+                <w:sz w:val="26"/>
+              </w:rPr>
+              <w:t>14/09/2026 19:22:14</w:t>
+            </w:r>
+          </w:p>
+        </w:tc>
+        <w:tc>
+          <w:tcPr>
+            <w:tcW w:type="dxa" w:w="1440"/>
+          </w:tcPr>
+          <w:p>
+            <w:r>
+              <w:rPr>
+                <w:rFonts w:ascii="Times New Roman" w:hAnsi="Times New Roman" w:eastAsia="Times New Roman"/>
+                <w:color w:val="000000"/>
+                <w:sz w:val="26"/>
+              </w:rPr>
+              <w:t>Mở trang Bác sĩ và chọn bác sĩ Tran Binh thành công</w:t>
+            </w:r>
+          </w:p>
+        </w:tc>
+        <w:tc>
+          <w:tcPr>
+            <w:tcW w:type="dxa" w:w="1440"/>
+          </w:tcPr>
+          <w:p>
+            <w:r>
+              <w:rPr>
+                <w:rFonts w:ascii="Times New Roman" w:hAnsi="Times New Roman" w:eastAsia="Times New Roman"/>
+                <w:color w:val="000000"/>
+                <w:sz w:val="26"/>
+              </w:rPr>
+            </w:r>
+          </w:p>
+        </w:tc>
+      </w:tr>
+      <w:tr>
+        <w:tc>
+          <w:tcPr>
+            <w:tcW w:type="dxa" w:w="1440"/>
+          </w:tcPr>
+          <w:p>
+            <w:r>
+              <w:rPr>
+                <w:rFonts w:ascii="Times New Roman" w:hAnsi="Times New Roman" w:eastAsia="Times New Roman"/>
+                <w:color w:val="000000"/>
+                <w:sz w:val="26"/>
+              </w:rPr>
+              <w:t>TC-BOOKING-010</w:t>
+            </w:r>
+          </w:p>
+        </w:tc>
+        <w:tc>
+          <w:tcPr>
+            <w:tcW w:type="dxa" w:w="1440"/>
+          </w:tcPr>
+          <w:p>
+            <w:r>
+              <w:rPr>
+                <w:rFonts w:ascii="Times New Roman" w:hAnsi="Times New Roman" w:eastAsia="Times New Roman"/>
+                <w:color w:val="000000"/>
+                <w:sz w:val="26"/>
+              </w:rPr>
+              <w:t>3</w:t>
+            </w:r>
+          </w:p>
+        </w:tc>
+        <w:tc>
+          <w:tcPr>
+            <w:tcW w:type="dxa" w:w="1440"/>
+          </w:tcPr>
+          <w:p>
+            <w:r>
+              <w:rPr>
+                <w:rFonts w:ascii="Times New Roman" w:hAnsi="Times New Roman" w:eastAsia="Times New Roman"/>
+                <w:color w:val="000000"/>
+                <w:sz w:val="26"/>
+              </w:rPr>
+              <w:t>PASS</w:t>
+            </w:r>
+          </w:p>
+        </w:tc>
+        <w:tc>
+          <w:tcPr>
+            <w:tcW w:type="dxa" w:w="1440"/>
+          </w:tcPr>
+          <w:p>
+            <w:r>
+              <w:rPr>
+                <w:rFonts w:ascii="Times New Roman" w:hAnsi="Times New Roman" w:eastAsia="Times New Roman"/>
+                <w:color w:val="000000"/>
+                <w:sz w:val="26"/>
+              </w:rPr>
+              <w:t>14/09/2026 19:22:14</w:t>
+            </w:r>
+          </w:p>
+        </w:tc>
+        <w:tc>
+          <w:tcPr>
+            <w:tcW w:type="dxa" w:w="1440"/>
+          </w:tcPr>
+          <w:p>
+            <w:r>
+              <w:rPr>
+                <w:rFonts w:ascii="Times New Roman" w:hAnsi="Times New Roman" w:eastAsia="Times New Roman"/>
+                <w:color w:val="000000"/>
+                <w:sz w:val="26"/>
+              </w:rPr>
+              <w:t>Trang Đặt lịch hiển thị đầy đủ Ngày khám, Giờ khám, Ghi chú và nút Đặt lịch</w:t>
+            </w:r>
+          </w:p>
+        </w:tc>
+        <w:tc>
+          <w:tcPr>
+            <w:tcW w:type="dxa" w:w="1440"/>
+          </w:tcPr>
+          <w:p>
+            <w:r>
+              <w:rPr>
+                <w:rFonts w:ascii="Times New Roman" w:hAnsi="Times New Roman" w:eastAsia="Times New Roman"/>
+                <w:color w:val="000000"/>
+                <w:sz w:val="26"/>
+              </w:rPr>
+            </w:r>
+          </w:p>
+        </w:tc>
+      </w:tr>
+      <w:tr>
+        <w:tc>
+          <w:tcPr>
+            <w:tcW w:type="dxa" w:w="1440"/>
+          </w:tcPr>
+          <w:p>
+            <w:r>
+              <w:rPr>
+                <w:rFonts w:ascii="Times New Roman" w:hAnsi="Times New Roman" w:eastAsia="Times New Roman"/>
+                <w:color w:val="000000"/>
+                <w:sz w:val="26"/>
+              </w:rPr>
+              <w:t>TC-BOOKING-010</w:t>
+            </w:r>
+          </w:p>
+        </w:tc>
+        <w:tc>
+          <w:tcPr>
+            <w:tcW w:type="dxa" w:w="1440"/>
+          </w:tcPr>
+          <w:p>
+            <w:r>
+              <w:rPr>
+                <w:rFonts w:ascii="Times New Roman" w:hAnsi="Times New Roman" w:eastAsia="Times New Roman"/>
+                <w:color w:val="000000"/>
+                <w:sz w:val="26"/>
+              </w:rPr>
+              <w:t>4</w:t>
+            </w:r>
+          </w:p>
+        </w:tc>
+        <w:tc>
+          <w:tcPr>
+            <w:tcW w:type="dxa" w:w="1440"/>
+          </w:tcPr>
+          <w:p>
+            <w:r>
+              <w:rPr>
+                <w:rFonts w:ascii="Times New Roman" w:hAnsi="Times New Roman" w:eastAsia="Times New Roman"/>
+                <w:color w:val="000000"/>
+                <w:sz w:val="26"/>
+              </w:rPr>
+              <w:t>PASS</w:t>
+            </w:r>
+          </w:p>
+        </w:tc>
+        <w:tc>
+          <w:tcPr>
+            <w:tcW w:type="dxa" w:w="1440"/>
+          </w:tcPr>
+          <w:p>
+            <w:r>
+              <w:rPr>
+                <w:rFonts w:ascii="Times New Roman" w:hAnsi="Times New Roman" w:eastAsia="Times New Roman"/>
+                <w:color w:val="000000"/>
+                <w:sz w:val="26"/>
+              </w:rPr>
+              <w:t>14/09/2026 19:22:14</w:t>
+            </w:r>
+          </w:p>
+        </w:tc>
+        <w:tc>
+          <w:tcPr>
+            <w:tcW w:type="dxa" w:w="1440"/>
+          </w:tcPr>
+          <w:p>
+            <w:r>
+              <w:rPr>
+                <w:rFonts w:ascii="Times New Roman" w:hAnsi="Times New Roman" w:eastAsia="Times New Roman"/>
+                <w:color w:val="000000"/>
+                <w:sz w:val="26"/>
+              </w:rPr>
+              <w:t>Chọn ngày 19/09/2026 và giờ 10:00 thành công</w:t>
+            </w:r>
+          </w:p>
+        </w:tc>
+        <w:tc>
+          <w:tcPr>
+            <w:tcW w:type="dxa" w:w="1440"/>
+          </w:tcPr>
+          <w:p>
+            <w:r>
+              <w:rPr>
+                <w:rFonts w:ascii="Times New Roman" w:hAnsi="Times New Roman" w:eastAsia="Times New Roman"/>
+                <w:color w:val="000000"/>
+                <w:sz w:val="26"/>
+              </w:rPr>
+            </w:r>
+          </w:p>
+        </w:tc>
+      </w:tr>
+      <w:tr>
+        <w:tc>
+          <w:tcPr>
+            <w:tcW w:type="dxa" w:w="1440"/>
+          </w:tcPr>
+          <w:p>
+            <w:r>
+              <w:rPr>
+                <w:rFonts w:ascii="Times New Roman" w:hAnsi="Times New Roman" w:eastAsia="Times New Roman"/>
+                <w:color w:val="000000"/>
+                <w:sz w:val="26"/>
+              </w:rPr>
+              <w:t>TC-BOOKING-010</w:t>
+            </w:r>
+          </w:p>
+        </w:tc>
+        <w:tc>
+          <w:tcPr>
+            <w:tcW w:type="dxa" w:w="1440"/>
+          </w:tcPr>
+          <w:p>
+            <w:r>
+              <w:rPr>
+                <w:rFonts w:ascii="Times New Roman" w:hAnsi="Times New Roman" w:eastAsia="Times New Roman"/>
+                <w:color w:val="000000"/>
+                <w:sz w:val="26"/>
+              </w:rPr>
+              <w:t>5</w:t>
+            </w:r>
+          </w:p>
+        </w:tc>
+        <w:tc>
+          <w:tcPr>
+            <w:tcW w:type="dxa" w:w="1440"/>
+          </w:tcPr>
+          <w:p>
+            <w:r>
+              <w:rPr>
+                <w:rFonts w:ascii="Times New Roman" w:hAnsi="Times New Roman" w:eastAsia="Times New Roman"/>
+                <w:color w:val="000000"/>
+                <w:sz w:val="26"/>
+              </w:rPr>
+              <w:t>PASS</w:t>
+            </w:r>
+          </w:p>
+        </w:tc>
+        <w:tc>
+          <w:tcPr>
+            <w:tcW w:type="dxa" w:w="1440"/>
+          </w:tcPr>
+          <w:p>
+            <w:r>
+              <w:rPr>
+                <w:rFonts w:ascii="Times New Roman" w:hAnsi="Times New Roman" w:eastAsia="Times New Roman"/>
+                <w:color w:val="000000"/>
+                <w:sz w:val="26"/>
+              </w:rPr>
+              <w:t>14/09/2026 19:22:14</w:t>
+            </w:r>
+          </w:p>
+        </w:tc>
+        <w:tc>
+          <w:tcPr>
+            <w:tcW w:type="dxa" w:w="1440"/>
+          </w:tcPr>
+          <w:p>
+            <w:r>
+              <w:rPr>
+                <w:rFonts w:ascii="Times New Roman" w:hAnsi="Times New Roman" w:eastAsia="Times New Roman"/>
+                <w:color w:val="000000"/>
+                <w:sz w:val="26"/>
+              </w:rPr>
+              <w:t>Nhập ghi chú hợp lệ và nhấn Đặt lịch</w:t>
+            </w:r>
+          </w:p>
+        </w:tc>
+        <w:tc>
+          <w:tcPr>
+            <w:tcW w:type="dxa" w:w="1440"/>
+          </w:tcPr>
+          <w:p>
+            <w:r>
+              <w:rPr>
+                <w:rFonts w:ascii="Times New Roman" w:hAnsi="Times New Roman" w:eastAsia="Times New Roman"/>
+                <w:color w:val="000000"/>
+                <w:sz w:val="26"/>
+              </w:rPr>
+            </w:r>
+          </w:p>
+        </w:tc>
+      </w:tr>
+      <w:tr>
+        <w:tc>
+          <w:tcPr>
+            <w:tcW w:type="dxa" w:w="1440"/>
+          </w:tcPr>
+          <w:p>
+            <w:r>
+              <w:rPr>
+                <w:rFonts w:ascii="Times New Roman" w:hAnsi="Times New Roman" w:eastAsia="Times New Roman"/>
+                <w:color w:val="000000"/>
+                <w:sz w:val="26"/>
+              </w:rPr>
+              <w:t>TC-BOOKING-010</w:t>
+            </w:r>
+          </w:p>
+        </w:tc>
+        <w:tc>
+          <w:tcPr>
+            <w:tcW w:type="dxa" w:w="1440"/>
+          </w:tcPr>
+          <w:p>
+            <w:r>
+              <w:rPr>
+                <w:rFonts w:ascii="Times New Roman" w:hAnsi="Times New Roman" w:eastAsia="Times New Roman"/>
+                <w:color w:val="000000"/>
+                <w:sz w:val="26"/>
+              </w:rPr>
+              <w:t>6</w:t>
+            </w:r>
+          </w:p>
+        </w:tc>
+        <w:tc>
+          <w:tcPr>
+            <w:tcW w:type="dxa" w:w="1440"/>
+          </w:tcPr>
+          <w:p>
+            <w:r>
+              <w:rPr>
+                <w:rFonts w:ascii="Times New Roman" w:hAnsi="Times New Roman" w:eastAsia="Times New Roman"/>
+                <w:color w:val="000000"/>
+                <w:sz w:val="26"/>
+              </w:rPr>
+              <w:t>PASS</w:t>
+            </w:r>
+          </w:p>
+        </w:tc>
+        <w:tc>
+          <w:tcPr>
+            <w:tcW w:type="dxa" w:w="1440"/>
+          </w:tcPr>
+          <w:p>
+            <w:r>
+              <w:rPr>
+                <w:rFonts w:ascii="Times New Roman" w:hAnsi="Times New Roman" w:eastAsia="Times New Roman"/>
+                <w:color w:val="000000"/>
+                <w:sz w:val="26"/>
+              </w:rPr>
+              <w:t>14/09/2026 19:22:14</w:t>
+            </w:r>
+          </w:p>
+        </w:tc>
+        <w:tc>
+          <w:tcPr>
+            <w:tcW w:type="dxa" w:w="1440"/>
+          </w:tcPr>
+          <w:p>
+            <w:r>
+              <w:rPr>
+                <w:rFonts w:ascii="Times New Roman" w:hAnsi="Times New Roman" w:eastAsia="Times New Roman"/>
+                <w:color w:val="000000"/>
+                <w:sz w:val="26"/>
+              </w:rPr>
+              <w:t>Đặt lịch thành công và lịch hẹn được tạo với trạng thái pending</w:t>
+            </w:r>
+          </w:p>
+        </w:tc>
+        <w:tc>
+          <w:tcPr>
+            <w:tcW w:type="dxa" w:w="1440"/>
+          </w:tcPr>
+          <w:p>
+            <w:r>
+              <w:rPr>
+                <w:rFonts w:ascii="Times New Roman" w:hAnsi="Times New Roman" w:eastAsia="Times New Roman"/>
+                <w:color w:val="000000"/>
+                <w:sz w:val="26"/>
+              </w:rPr>
+              <w:t>Appointment ID: 713 | Status: pending</w:t>
             </w:r>
           </w:p>
         </w:tc>
